--- a/docs/主策略说明报告_20260927.docx
+++ b/docs/主策略说明报告_20260927.docx
@@ -254,7 +254,7 @@
     </w:p>
     <w:p>
       <w:r>
-        <w:t>活链口径注记（2026-09-24 核对，机器值）：CB 腿回测 1.39 假设月初快照当日可交易且退市全损；活链实为双周调仓（快照建设滞后→月中执行）+ 到期自动兑付（≈面值回收），两相抵后活链口径 CB ≈1.31、40/60 ≈1.23——时滞 −0.17 夏普为主要折扣，回收 +0.10 为回测保守偏差，净差 −0.06~−0.08 已入账本。</w:t>
+        <w:t>活链口径注记（2026-09-24/27 核对，机器值）：CB 腿回测 1.39 假设月初快照当日可交易且退市全损；活链实为双周调仓（快照建设滞后→月中执行）+ 到期自动兑付（≈面值回收），两相抵后活链口径 CB ≈1.31、40/60 ≈1.23——时滞 −0.17 夏普为主要折扣，回收 +0.10 为回测保守偏差。声明（防数值巧合混淆）：此 1.23 与停牌审计 V2 的 1.23 是不同对象的同值巧合（后者为 CB 腿、含未来信息已作废）；活链口径 1.23 是按实盘设计建模的结构忠实镜像，非保守下界；策略理论值仍引用 V3 的 CB 1.38~1.39、组合 1.29，引用时须同时声明其“快照当日执行”假设活链不可实现。</w:t>
       </w:r>
     </w:p>
     <w:p>
